--- a/server/templates/observation-template.docx
+++ b/server/templates/observation-template.docx
@@ -2081,7 +2081,7 @@
                 <w:u w:val="none"/>
                 <w:lang w:val="en-US" w:eastAsia="zh-CN" w:bidi="ar"/>
               </w:rPr>
-              <w:t xml:space="preserve">四、对本节课总体的评价等级：优秀（  ）   良好（  </w:t>
+              <w:t xml:space="preserve">四、对本节课总体的评价等级：优秀（{{grade_excellent}}）   良好（{{grade_good}}</w:t>
             </w:r>
             <w:bookmarkStart w:id="0" w:name="_GoBack"/>
             <w:bookmarkEnd w:id="0"/>
@@ -2099,7 +2099,7 @@
                 <w:u w:val="none"/>
                 <w:lang w:val="en-US" w:eastAsia="zh-CN" w:bidi="ar"/>
               </w:rPr>
-              <w:t>）   合格（  ）   有待提高（  ）                评课人签名：</w:t>
+              <w:t>）   合格（{{grade_pass}}）   有待提高（{{grade_needs}}）                评课人签名：{{signature}}</w:t>
             </w:r>
           </w:p>
           <w:p>
@@ -2107,7 +2107,7 @@
               <w:rPr>
                 <w:rFonts w:hint="eastAsia"/>
               </w:rPr>
-              <w:t xml:space="preserve">本课评定等级：{{grade}}　评课人签名：{{signature}}</w:t>
+              <w:t xml:space="preserve"/>
             </w:r>
           </w:p>
         </w:tc>
